--- a/tillsyn/A 39457-2023 tillsynsbegäran.docx
+++ b/tillsyn/A 39457-2023 tillsynsbegäran.docx
@@ -306,7 +306,7 @@
     <w:r>
       <w:tab/>
       <w:tab/>
-      <w:t>2025-11-20</w:t>
+      <w:t>2025-11-21</w:t>
       <w:br/>
       <w:br/>
     </w:r>

--- a/tillsyn/A 39457-2023 tillsynsbegäran.docx
+++ b/tillsyn/A 39457-2023 tillsynsbegäran.docx
@@ -306,7 +306,7 @@
     <w:r>
       <w:tab/>
       <w:tab/>
-      <w:t>2025-11-21</w:t>
+      <w:t>2025-11-22</w:t>
       <w:br/>
       <w:br/>
     </w:r>

--- a/tillsyn/A 39457-2023 tillsynsbegäran.docx
+++ b/tillsyn/A 39457-2023 tillsynsbegäran.docx
@@ -306,7 +306,7 @@
     <w:r>
       <w:tab/>
       <w:tab/>
-      <w:t>2025-11-22</w:t>
+      <w:t>2025-11-23</w:t>
       <w:br/>
       <w:br/>
     </w:r>

--- a/tillsyn/A 39457-2023 tillsynsbegäran.docx
+++ b/tillsyn/A 39457-2023 tillsynsbegäran.docx
@@ -306,7 +306,7 @@
     <w:r>
       <w:tab/>
       <w:tab/>
-      <w:t>2025-11-23</w:t>
+      <w:t>2025-11-24</w:t>
       <w:br/>
       <w:br/>
     </w:r>

--- a/tillsyn/A 39457-2023 tillsynsbegäran.docx
+++ b/tillsyn/A 39457-2023 tillsynsbegäran.docx
@@ -306,7 +306,7 @@
     <w:r>
       <w:tab/>
       <w:tab/>
-      <w:t>2025-11-24</w:t>
+      <w:t>2025-11-25</w:t>
       <w:br/>
       <w:br/>
     </w:r>

--- a/tillsyn/A 39457-2023 tillsynsbegäran.docx
+++ b/tillsyn/A 39457-2023 tillsynsbegäran.docx
@@ -306,7 +306,7 @@
     <w:r>
       <w:tab/>
       <w:tab/>
-      <w:t>2025-11-25</w:t>
+      <w:t>2025-11-26</w:t>
       <w:br/>
       <w:br/>
     </w:r>

--- a/tillsyn/A 39457-2023 tillsynsbegäran.docx
+++ b/tillsyn/A 39457-2023 tillsynsbegäran.docx
@@ -306,7 +306,7 @@
     <w:r>
       <w:tab/>
       <w:tab/>
-      <w:t>2025-11-26</w:t>
+      <w:t>2025-11-27</w:t>
       <w:br/>
       <w:br/>
     </w:r>

--- a/tillsyn/A 39457-2023 tillsynsbegäran.docx
+++ b/tillsyn/A 39457-2023 tillsynsbegäran.docx
@@ -306,7 +306,7 @@
     <w:r>
       <w:tab/>
       <w:tab/>
-      <w:t>2025-11-27</w:t>
+      <w:t>2025-11-28</w:t>
       <w:br/>
       <w:br/>
     </w:r>

--- a/tillsyn/A 39457-2023 tillsynsbegäran.docx
+++ b/tillsyn/A 39457-2023 tillsynsbegäran.docx
@@ -306,7 +306,7 @@
     <w:r>
       <w:tab/>
       <w:tab/>
-      <w:t>2025-11-28</w:t>
+      <w:t>2025-11-29</w:t>
       <w:br/>
       <w:br/>
     </w:r>

--- a/tillsyn/A 39457-2023 tillsynsbegäran.docx
+++ b/tillsyn/A 39457-2023 tillsynsbegäran.docx
@@ -306,7 +306,7 @@
     <w:r>
       <w:tab/>
       <w:tab/>
-      <w:t>2025-11-29</w:t>
+      <w:t>2025-11-30</w:t>
       <w:br/>
       <w:br/>
     </w:r>

--- a/tillsyn/A 39457-2023 tillsynsbegäran.docx
+++ b/tillsyn/A 39457-2023 tillsynsbegäran.docx
@@ -306,7 +306,7 @@
     <w:r>
       <w:tab/>
       <w:tab/>
-      <w:t>2025-11-30</w:t>
+      <w:t>2025-12-01</w:t>
       <w:br/>
       <w:br/>
     </w:r>

--- a/tillsyn/A 39457-2023 tillsynsbegäran.docx
+++ b/tillsyn/A 39457-2023 tillsynsbegäran.docx
@@ -306,7 +306,7 @@
     <w:r>
       <w:tab/>
       <w:tab/>
-      <w:t>2025-12-01</w:t>
+      <w:t>2025-12-02</w:t>
       <w:br/>
       <w:br/>
     </w:r>

--- a/tillsyn/A 39457-2023 tillsynsbegäran.docx
+++ b/tillsyn/A 39457-2023 tillsynsbegäran.docx
@@ -306,7 +306,7 @@
     <w:r>
       <w:tab/>
       <w:tab/>
-      <w:t>2025-12-02</w:t>
+      <w:t>2025-12-03</w:t>
       <w:br/>
       <w:br/>
     </w:r>

--- a/tillsyn/A 39457-2023 tillsynsbegäran.docx
+++ b/tillsyn/A 39457-2023 tillsynsbegäran.docx
@@ -306,7 +306,7 @@
     <w:r>
       <w:tab/>
       <w:tab/>
-      <w:t>2025-12-03</w:t>
+      <w:t>2025-12-04</w:t>
       <w:br/>
       <w:br/>
     </w:r>

--- a/tillsyn/A 39457-2023 tillsynsbegäran.docx
+++ b/tillsyn/A 39457-2023 tillsynsbegäran.docx
@@ -306,7 +306,7 @@
     <w:r>
       <w:tab/>
       <w:tab/>
-      <w:t>2025-12-04</w:t>
+      <w:t>2025-12-05</w:t>
       <w:br/>
       <w:br/>
     </w:r>

--- a/tillsyn/A 39457-2023 tillsynsbegäran.docx
+++ b/tillsyn/A 39457-2023 tillsynsbegäran.docx
@@ -306,7 +306,7 @@
     <w:r>
       <w:tab/>
       <w:tab/>
-      <w:t>2025-12-05</w:t>
+      <w:t>2025-12-06</w:t>
       <w:br/>
       <w:br/>
     </w:r>

--- a/tillsyn/A 39457-2023 tillsynsbegäran.docx
+++ b/tillsyn/A 39457-2023 tillsynsbegäran.docx
@@ -306,7 +306,7 @@
     <w:r>
       <w:tab/>
       <w:tab/>
-      <w:t>2025-12-06</w:t>
+      <w:t>2025-12-07</w:t>
       <w:br/>
       <w:br/>
     </w:r>

--- a/tillsyn/A 39457-2023 tillsynsbegäran.docx
+++ b/tillsyn/A 39457-2023 tillsynsbegäran.docx
@@ -306,7 +306,7 @@
     <w:r>
       <w:tab/>
       <w:tab/>
-      <w:t>2025-12-07</w:t>
+      <w:t>2025-12-08</w:t>
       <w:br/>
       <w:br/>
     </w:r>

--- a/tillsyn/A 39457-2023 tillsynsbegäran.docx
+++ b/tillsyn/A 39457-2023 tillsynsbegäran.docx
@@ -306,7 +306,7 @@
     <w:r>
       <w:tab/>
       <w:tab/>
-      <w:t>2025-12-08</w:t>
+      <w:t>2025-12-09</w:t>
       <w:br/>
       <w:br/>
     </w:r>

--- a/tillsyn/A 39457-2023 tillsynsbegäran.docx
+++ b/tillsyn/A 39457-2023 tillsynsbegäran.docx
@@ -306,7 +306,7 @@
     <w:r>
       <w:tab/>
       <w:tab/>
-      <w:t>2025-12-09</w:t>
+      <w:t>2025-12-10</w:t>
       <w:br/>
       <w:br/>
     </w:r>

--- a/tillsyn/A 39457-2023 tillsynsbegäran.docx
+++ b/tillsyn/A 39457-2023 tillsynsbegäran.docx
@@ -306,7 +306,7 @@
     <w:r>
       <w:tab/>
       <w:tab/>
-      <w:t>2025-12-10</w:t>
+      <w:t>2025-12-11</w:t>
       <w:br/>
       <w:br/>
     </w:r>

--- a/tillsyn/A 39457-2023 tillsynsbegäran.docx
+++ b/tillsyn/A 39457-2023 tillsynsbegäran.docx
@@ -306,7 +306,7 @@
     <w:r>
       <w:tab/>
       <w:tab/>
-      <w:t>2025-12-11</w:t>
+      <w:t>2025-12-12</w:t>
       <w:br/>
       <w:br/>
     </w:r>

--- a/tillsyn/A 39457-2023 tillsynsbegäran.docx
+++ b/tillsyn/A 39457-2023 tillsynsbegäran.docx
@@ -306,7 +306,7 @@
     <w:r>
       <w:tab/>
       <w:tab/>
-      <w:t>2025-12-12</w:t>
+      <w:t>2025-12-13</w:t>
       <w:br/>
       <w:br/>
     </w:r>

--- a/tillsyn/A 39457-2023 tillsynsbegäran.docx
+++ b/tillsyn/A 39457-2023 tillsynsbegäran.docx
@@ -306,7 +306,7 @@
     <w:r>
       <w:tab/>
       <w:tab/>
-      <w:t>2025-12-19</w:t>
+      <w:t>2025-12-20</w:t>
       <w:br/>
       <w:br/>
     </w:r>

--- a/tillsyn/A 39457-2023 tillsynsbegäran.docx
+++ b/tillsyn/A 39457-2023 tillsynsbegäran.docx
@@ -306,7 +306,7 @@
     <w:r>
       <w:tab/>
       <w:tab/>
-      <w:t>2025-12-20</w:t>
+      <w:t>2025-12-21</w:t>
       <w:br/>
       <w:br/>
     </w:r>

--- a/tillsyn/A 39457-2023 tillsynsbegäran.docx
+++ b/tillsyn/A 39457-2023 tillsynsbegäran.docx
@@ -306,7 +306,7 @@
     <w:r>
       <w:tab/>
       <w:tab/>
-      <w:t>2025-12-21</w:t>
+      <w:t>2025-12-22</w:t>
       <w:br/>
       <w:br/>
     </w:r>

--- a/tillsyn/A 39457-2023 tillsynsbegäran.docx
+++ b/tillsyn/A 39457-2023 tillsynsbegäran.docx
@@ -306,7 +306,7 @@
     <w:r>
       <w:tab/>
       <w:tab/>
-      <w:t>2025-12-22</w:t>
+      <w:t>2025-12-26</w:t>
       <w:br/>
       <w:br/>
     </w:r>

--- a/tillsyn/A 39457-2023 tillsynsbegäran.docx
+++ b/tillsyn/A 39457-2023 tillsynsbegäran.docx
@@ -306,7 +306,7 @@
     <w:r>
       <w:tab/>
       <w:tab/>
-      <w:t>2025-12-26</w:t>
+      <w:t>2025-12-28</w:t>
       <w:br/>
       <w:br/>
     </w:r>

--- a/tillsyn/A 39457-2023 tillsynsbegäran.docx
+++ b/tillsyn/A 39457-2023 tillsynsbegäran.docx
@@ -306,7 +306,7 @@
     <w:r>
       <w:tab/>
       <w:tab/>
-      <w:t>2025-12-28</w:t>
+      <w:t>2025-12-29</w:t>
       <w:br/>
       <w:br/>
     </w:r>

--- a/tillsyn/A 39457-2023 tillsynsbegäran.docx
+++ b/tillsyn/A 39457-2023 tillsynsbegäran.docx
@@ -306,7 +306,7 @@
     <w:r>
       <w:tab/>
       <w:tab/>
-      <w:t>2025-12-29</w:t>
+      <w:t>2025-12-30</w:t>
       <w:br/>
       <w:br/>
     </w:r>

--- a/tillsyn/A 39457-2023 tillsynsbegäran.docx
+++ b/tillsyn/A 39457-2023 tillsynsbegäran.docx
@@ -306,7 +306,7 @@
     <w:r>
       <w:tab/>
       <w:tab/>
-      <w:t>2025-12-30</w:t>
+      <w:t>2025-12-31</w:t>
       <w:br/>
       <w:br/>
     </w:r>

--- a/tillsyn/A 39457-2023 tillsynsbegäran.docx
+++ b/tillsyn/A 39457-2023 tillsynsbegäran.docx
@@ -306,7 +306,7 @@
     <w:r>
       <w:tab/>
       <w:tab/>
-      <w:t>2026-01-07</w:t>
+      <w:t>2026-01-08</w:t>
       <w:br/>
       <w:br/>
     </w:r>

--- a/tillsyn/A 39457-2023 tillsynsbegäran.docx
+++ b/tillsyn/A 39457-2023 tillsynsbegäran.docx
@@ -306,7 +306,7 @@
     <w:r>
       <w:tab/>
       <w:tab/>
-      <w:t>2026-01-08</w:t>
+      <w:t>2026-01-09</w:t>
       <w:br/>
       <w:br/>
     </w:r>

--- a/tillsyn/A 39457-2023 tillsynsbegäran.docx
+++ b/tillsyn/A 39457-2023 tillsynsbegäran.docx
@@ -306,7 +306,7 @@
     <w:r>
       <w:tab/>
       <w:tab/>
-      <w:t>2026-01-09</w:t>
+      <w:t>2026-01-10</w:t>
       <w:br/>
       <w:br/>
     </w:r>

--- a/tillsyn/A 39457-2023 tillsynsbegäran.docx
+++ b/tillsyn/A 39457-2023 tillsynsbegäran.docx
@@ -306,7 +306,7 @@
     <w:r>
       <w:tab/>
       <w:tab/>
-      <w:t>2026-01-10</w:t>
+      <w:t>2026-01-11</w:t>
       <w:br/>
       <w:br/>
     </w:r>

--- a/tillsyn/A 39457-2023 tillsynsbegäran.docx
+++ b/tillsyn/A 39457-2023 tillsynsbegäran.docx
@@ -306,7 +306,7 @@
     <w:r>
       <w:tab/>
       <w:tab/>
-      <w:t>2026-01-11</w:t>
+      <w:t>2026-01-12</w:t>
       <w:br/>
       <w:br/>
     </w:r>

--- a/tillsyn/A 39457-2023 tillsynsbegäran.docx
+++ b/tillsyn/A 39457-2023 tillsynsbegäran.docx
@@ -306,7 +306,7 @@
     <w:r>
       <w:tab/>
       <w:tab/>
-      <w:t>2026-01-12</w:t>
+      <w:t>2026-01-13</w:t>
       <w:br/>
       <w:br/>
     </w:r>

--- a/tillsyn/A 39457-2023 tillsynsbegäran.docx
+++ b/tillsyn/A 39457-2023 tillsynsbegäran.docx
@@ -306,7 +306,7 @@
     <w:r>
       <w:tab/>
       <w:tab/>
-      <w:t>2026-01-13</w:t>
+      <w:t>2026-01-14</w:t>
       <w:br/>
       <w:br/>
     </w:r>

--- a/tillsyn/A 39457-2023 tillsynsbegäran.docx
+++ b/tillsyn/A 39457-2023 tillsynsbegäran.docx
@@ -306,7 +306,7 @@
     <w:r>
       <w:tab/>
       <w:tab/>
-      <w:t>2026-01-14</w:t>
+      <w:t>2026-01-15</w:t>
       <w:br/>
       <w:br/>
     </w:r>

--- a/tillsyn/A 39457-2023 tillsynsbegäran.docx
+++ b/tillsyn/A 39457-2023 tillsynsbegäran.docx
@@ -306,7 +306,7 @@
     <w:r>
       <w:tab/>
       <w:tab/>
-      <w:t>2026-01-15</w:t>
+      <w:t>2026-01-16</w:t>
       <w:br/>
       <w:br/>
     </w:r>

--- a/tillsyn/A 39457-2023 tillsynsbegäran.docx
+++ b/tillsyn/A 39457-2023 tillsynsbegäran.docx
@@ -306,7 +306,7 @@
     <w:r>
       <w:tab/>
       <w:tab/>
-      <w:t>2026-01-16</w:t>
+      <w:t>2026-01-17</w:t>
       <w:br/>
       <w:br/>
     </w:r>

--- a/tillsyn/A 39457-2023 tillsynsbegäran.docx
+++ b/tillsyn/A 39457-2023 tillsynsbegäran.docx
@@ -306,7 +306,7 @@
     <w:r>
       <w:tab/>
       <w:tab/>
-      <w:t>2026-01-17</w:t>
+      <w:t>2026-01-18</w:t>
       <w:br/>
       <w:br/>
     </w:r>

--- a/tillsyn/A 39457-2023 tillsynsbegäran.docx
+++ b/tillsyn/A 39457-2023 tillsynsbegäran.docx
@@ -306,7 +306,7 @@
     <w:r>
       <w:tab/>
       <w:tab/>
-      <w:t>2026-01-18</w:t>
+      <w:t>2026-01-19</w:t>
       <w:br/>
       <w:br/>
     </w:r>

--- a/tillsyn/A 39457-2023 tillsynsbegäran.docx
+++ b/tillsyn/A 39457-2023 tillsynsbegäran.docx
@@ -306,7 +306,7 @@
     <w:r>
       <w:tab/>
       <w:tab/>
-      <w:t>2026-01-19</w:t>
+      <w:t>2026-01-20</w:t>
       <w:br/>
       <w:br/>
     </w:r>

--- a/tillsyn/A 39457-2023 tillsynsbegäran.docx
+++ b/tillsyn/A 39457-2023 tillsynsbegäran.docx
@@ -306,7 +306,7 @@
     <w:r>
       <w:tab/>
       <w:tab/>
-      <w:t>2026-01-20</w:t>
+      <w:t>2026-01-21</w:t>
       <w:br/>
       <w:br/>
     </w:r>

--- a/tillsyn/A 39457-2023 tillsynsbegäran.docx
+++ b/tillsyn/A 39457-2023 tillsynsbegäran.docx
@@ -306,7 +306,7 @@
     <w:r>
       <w:tab/>
       <w:tab/>
-      <w:t>2026-01-21</w:t>
+      <w:t>2026-01-23</w:t>
       <w:br/>
       <w:br/>
     </w:r>

--- a/tillsyn/A 39457-2023 tillsynsbegäran.docx
+++ b/tillsyn/A 39457-2023 tillsynsbegäran.docx
@@ -306,7 +306,7 @@
     <w:r>
       <w:tab/>
       <w:tab/>
-      <w:t>2026-01-23</w:t>
+      <w:t>2026-01-24</w:t>
       <w:br/>
       <w:br/>
     </w:r>

--- a/tillsyn/A 39457-2023 tillsynsbegäran.docx
+++ b/tillsyn/A 39457-2023 tillsynsbegäran.docx
@@ -306,7 +306,7 @@
     <w:r>
       <w:tab/>
       <w:tab/>
-      <w:t>2026-01-24</w:t>
+      <w:t>2026-01-25</w:t>
       <w:br/>
       <w:br/>
     </w:r>

--- a/tillsyn/A 39457-2023 tillsynsbegäran.docx
+++ b/tillsyn/A 39457-2023 tillsynsbegäran.docx
@@ -306,7 +306,7 @@
     <w:r>
       <w:tab/>
       <w:tab/>
-      <w:t>2026-01-25</w:t>
+      <w:t>2026-01-26</w:t>
       <w:br/>
       <w:br/>
     </w:r>

--- a/tillsyn/A 39457-2023 tillsynsbegäran.docx
+++ b/tillsyn/A 39457-2023 tillsynsbegäran.docx
@@ -306,7 +306,7 @@
     <w:r>
       <w:tab/>
       <w:tab/>
-      <w:t>2026-01-26</w:t>
+      <w:t>2026-01-27</w:t>
       <w:br/>
       <w:br/>
     </w:r>

--- a/tillsyn/A 39457-2023 tillsynsbegäran.docx
+++ b/tillsyn/A 39457-2023 tillsynsbegäran.docx
@@ -306,7 +306,7 @@
     <w:r>
       <w:tab/>
       <w:tab/>
-      <w:t>2026-01-27</w:t>
+      <w:t>2026-01-28</w:t>
       <w:br/>
       <w:br/>
     </w:r>

--- a/tillsyn/A 39457-2023 tillsynsbegäran.docx
+++ b/tillsyn/A 39457-2023 tillsynsbegäran.docx
@@ -306,7 +306,7 @@
     <w:r>
       <w:tab/>
       <w:tab/>
-      <w:t>2026-01-28</w:t>
+      <w:t>2026-01-29</w:t>
       <w:br/>
       <w:br/>
     </w:r>

--- a/tillsyn/A 39457-2023 tillsynsbegäran.docx
+++ b/tillsyn/A 39457-2023 tillsynsbegäran.docx
@@ -306,7 +306,7 @@
     <w:r>
       <w:tab/>
       <w:tab/>
-      <w:t>2026-01-29</w:t>
+      <w:t>2026-01-30</w:t>
       <w:br/>
       <w:br/>
     </w:r>

--- a/tillsyn/A 39457-2023 tillsynsbegäran.docx
+++ b/tillsyn/A 39457-2023 tillsynsbegäran.docx
@@ -306,7 +306,7 @@
     <w:r>
       <w:tab/>
       <w:tab/>
-      <w:t>2026-01-30</w:t>
+      <w:t>2026-01-31</w:t>
       <w:br/>
       <w:br/>
     </w:r>

--- a/tillsyn/A 39457-2023 tillsynsbegäran.docx
+++ b/tillsyn/A 39457-2023 tillsynsbegäran.docx
@@ -306,7 +306,7 @@
     <w:r>
       <w:tab/>
       <w:tab/>
-      <w:t>2026-02-21</w:t>
+      <w:t>2026-02-22</w:t>
       <w:br/>
       <w:br/>
     </w:r>

--- a/tillsyn/A 39457-2023 tillsynsbegäran.docx
+++ b/tillsyn/A 39457-2023 tillsynsbegäran.docx
@@ -306,7 +306,7 @@
     <w:r>
       <w:tab/>
       <w:tab/>
-      <w:t>2026-02-22</w:t>
+      <w:t>2026-02-23</w:t>
       <w:br/>
       <w:br/>
     </w:r>

--- a/tillsyn/A 39457-2023 tillsynsbegäran.docx
+++ b/tillsyn/A 39457-2023 tillsynsbegäran.docx
@@ -306,7 +306,7 @@
     <w:r>
       <w:tab/>
       <w:tab/>
-      <w:t>2026-02-23</w:t>
+      <w:t>2026-02-24</w:t>
       <w:br/>
       <w:br/>
     </w:r>

--- a/tillsyn/A 39457-2023 tillsynsbegäran.docx
+++ b/tillsyn/A 39457-2023 tillsynsbegäran.docx
@@ -306,7 +306,7 @@
     <w:r>
       <w:tab/>
       <w:tab/>
-      <w:t>2026-02-24</w:t>
+      <w:t>2026-02-25</w:t>
       <w:br/>
       <w:br/>
     </w:r>

--- a/tillsyn/A 39457-2023 tillsynsbegäran.docx
+++ b/tillsyn/A 39457-2023 tillsynsbegäran.docx
@@ -306,7 +306,7 @@
     <w:r>
       <w:tab/>
       <w:tab/>
-      <w:t>2026-02-25</w:t>
+      <w:t>2026-02-26</w:t>
       <w:br/>
       <w:br/>
     </w:r>

--- a/tillsyn/A 39457-2023 tillsynsbegäran.docx
+++ b/tillsyn/A 39457-2023 tillsynsbegäran.docx
@@ -306,7 +306,7 @@
     <w:r>
       <w:tab/>
       <w:tab/>
-      <w:t>2026-02-26</w:t>
+      <w:t>2026-02-28</w:t>
       <w:br/>
       <w:br/>
     </w:r>

--- a/tillsyn/A 39457-2023 tillsynsbegäran.docx
+++ b/tillsyn/A 39457-2023 tillsynsbegäran.docx
@@ -306,7 +306,7 @@
     <w:r>
       <w:tab/>
       <w:tab/>
-      <w:t>2026-02-28</w:t>
+      <w:t>2026-03-01</w:t>
       <w:br/>
       <w:br/>
     </w:r>

--- a/tillsyn/A 39457-2023 tillsynsbegäran.docx
+++ b/tillsyn/A 39457-2023 tillsynsbegäran.docx
@@ -306,7 +306,7 @@
     <w:r>
       <w:tab/>
       <w:tab/>
-      <w:t>2026-03-01</w:t>
+      <w:t>2026-03-02</w:t>
       <w:br/>
       <w:br/>
     </w:r>

--- a/tillsyn/A 39457-2023 tillsynsbegäran.docx
+++ b/tillsyn/A 39457-2023 tillsynsbegäran.docx
@@ -306,7 +306,7 @@
     <w:r>
       <w:tab/>
       <w:tab/>
-      <w:t>2026-03-02</w:t>
+      <w:t>2026-03-03</w:t>
       <w:br/>
       <w:br/>
     </w:r>

--- a/tillsyn/A 39457-2023 tillsynsbegäran.docx
+++ b/tillsyn/A 39457-2023 tillsynsbegäran.docx
@@ -306,7 +306,7 @@
     <w:r>
       <w:tab/>
       <w:tab/>
-      <w:t>2026-03-03</w:t>
+      <w:t>2026-03-04</w:t>
       <w:br/>
       <w:br/>
     </w:r>

--- a/tillsyn/A 39457-2023 tillsynsbegäran.docx
+++ b/tillsyn/A 39457-2023 tillsynsbegäran.docx
@@ -306,7 +306,7 @@
     <w:r>
       <w:tab/>
       <w:tab/>
-      <w:t>2026-03-04</w:t>
+      <w:t>2026-03-05</w:t>
       <w:br/>
       <w:br/>
     </w:r>

--- a/tillsyn/A 39457-2023 tillsynsbegäran.docx
+++ b/tillsyn/A 39457-2023 tillsynsbegäran.docx
@@ -306,7 +306,7 @@
     <w:r>
       <w:tab/>
       <w:tab/>
-      <w:t>2026-03-05</w:t>
+      <w:t>2026-03-06</w:t>
       <w:br/>
       <w:br/>
     </w:r>

--- a/tillsyn/A 39457-2023 tillsynsbegäran.docx
+++ b/tillsyn/A 39457-2023 tillsynsbegäran.docx
@@ -306,7 +306,7 @@
     <w:r>
       <w:tab/>
       <w:tab/>
-      <w:t>2026-03-06</w:t>
+      <w:t>2026-03-07</w:t>
       <w:br/>
       <w:br/>
     </w:r>

--- a/tillsyn/A 39457-2023 tillsynsbegäran.docx
+++ b/tillsyn/A 39457-2023 tillsynsbegäran.docx
@@ -306,7 +306,7 @@
     <w:r>
       <w:tab/>
       <w:tab/>
-      <w:t>2026-03-07</w:t>
+      <w:t>2026-03-08</w:t>
       <w:br/>
       <w:br/>
     </w:r>

--- a/tillsyn/A 39457-2023 tillsynsbegäran.docx
+++ b/tillsyn/A 39457-2023 tillsynsbegäran.docx
@@ -306,7 +306,7 @@
     <w:r>
       <w:tab/>
       <w:tab/>
-      <w:t>2026-03-08</w:t>
+      <w:t>2026-03-09</w:t>
       <w:br/>
       <w:br/>
     </w:r>

--- a/tillsyn/A 39457-2023 tillsynsbegäran.docx
+++ b/tillsyn/A 39457-2023 tillsynsbegäran.docx
@@ -306,7 +306,7 @@
     <w:r>
       <w:tab/>
       <w:tab/>
-      <w:t>2026-03-09</w:t>
+      <w:t>2026-03-10</w:t>
       <w:br/>
       <w:br/>
     </w:r>

--- a/tillsyn/A 39457-2023 tillsynsbegäran.docx
+++ b/tillsyn/A 39457-2023 tillsynsbegäran.docx
@@ -306,7 +306,7 @@
     <w:r>
       <w:tab/>
       <w:tab/>
-      <w:t>2026-03-10</w:t>
+      <w:t>2026-03-11</w:t>
       <w:br/>
       <w:br/>
     </w:r>

--- a/tillsyn/A 39457-2023 tillsynsbegäran.docx
+++ b/tillsyn/A 39457-2023 tillsynsbegäran.docx
@@ -306,7 +306,7 @@
     <w:r>
       <w:tab/>
       <w:tab/>
-      <w:t>2026-03-11</w:t>
+      <w:t>2026-03-12</w:t>
       <w:br/>
       <w:br/>
     </w:r>

--- a/tillsyn/A 39457-2023 tillsynsbegäran.docx
+++ b/tillsyn/A 39457-2023 tillsynsbegäran.docx
@@ -306,7 +306,7 @@
     <w:r>
       <w:tab/>
       <w:tab/>
-      <w:t>2026-03-12</w:t>
+      <w:t>2026-03-13</w:t>
       <w:br/>
       <w:br/>
     </w:r>

--- a/tillsyn/A 39457-2023 tillsynsbegäran.docx
+++ b/tillsyn/A 39457-2023 tillsynsbegäran.docx
@@ -306,7 +306,7 @@
     <w:r>
       <w:tab/>
       <w:tab/>
-      <w:t>2026-03-13</w:t>
+      <w:t>2026-03-16</w:t>
       <w:br/>
       <w:br/>
     </w:r>

--- a/tillsyn/A 39457-2023 tillsynsbegäran.docx
+++ b/tillsyn/A 39457-2023 tillsynsbegäran.docx
@@ -306,7 +306,7 @@
     <w:r>
       <w:tab/>
       <w:tab/>
-      <w:t>2026-03-16</w:t>
+      <w:t>2026-03-17</w:t>
       <w:br/>
       <w:br/>
     </w:r>

--- a/tillsyn/A 39457-2023 tillsynsbegäran.docx
+++ b/tillsyn/A 39457-2023 tillsynsbegäran.docx
@@ -306,7 +306,7 @@
     <w:r>
       <w:tab/>
       <w:tab/>
-      <w:t>2026-03-17</w:t>
+      <w:t>2026-03-18</w:t>
       <w:br/>
       <w:br/>
     </w:r>

--- a/tillsyn/A 39457-2023 tillsynsbegäran.docx
+++ b/tillsyn/A 39457-2023 tillsynsbegäran.docx
@@ -306,7 +306,7 @@
     <w:r>
       <w:tab/>
       <w:tab/>
-      <w:t>2026-03-18</w:t>
+      <w:t>2026-03-19</w:t>
       <w:br/>
       <w:br/>
     </w:r>

--- a/tillsyn/A 39457-2023 tillsynsbegäran.docx
+++ b/tillsyn/A 39457-2023 tillsynsbegäran.docx
@@ -306,7 +306,7 @@
     <w:r>
       <w:tab/>
       <w:tab/>
-      <w:t>2026-03-19</w:t>
+      <w:t>2026-03-20</w:t>
       <w:br/>
       <w:br/>
     </w:r>

--- a/tillsyn/A 39457-2023 tillsynsbegäran.docx
+++ b/tillsyn/A 39457-2023 tillsynsbegäran.docx
@@ -306,7 +306,7 @@
     <w:r>
       <w:tab/>
       <w:tab/>
-      <w:t>2026-03-20</w:t>
+      <w:t>2026-03-21</w:t>
       <w:br/>
       <w:br/>
     </w:r>

--- a/tillsyn/A 39457-2023 tillsynsbegäran.docx
+++ b/tillsyn/A 39457-2023 tillsynsbegäran.docx
@@ -306,7 +306,7 @@
     <w:r>
       <w:tab/>
       <w:tab/>
-      <w:t>2026-03-21</w:t>
+      <w:t>2026-03-22</w:t>
       <w:br/>
       <w:br/>
     </w:r>

--- a/tillsyn/A 39457-2023 tillsynsbegäran.docx
+++ b/tillsyn/A 39457-2023 tillsynsbegäran.docx
@@ -306,7 +306,7 @@
     <w:r>
       <w:tab/>
       <w:tab/>
-      <w:t>2026-03-22</w:t>
+      <w:t>2026-03-23</w:t>
       <w:br/>
       <w:br/>
     </w:r>

--- a/tillsyn/A 39457-2023 tillsynsbegäran.docx
+++ b/tillsyn/A 39457-2023 tillsynsbegäran.docx
@@ -306,7 +306,7 @@
     <w:r>
       <w:tab/>
       <w:tab/>
-      <w:t>2026-03-23</w:t>
+      <w:t>2026-03-24</w:t>
       <w:br/>
       <w:br/>
     </w:r>

--- a/tillsyn/A 39457-2023 tillsynsbegäran.docx
+++ b/tillsyn/A 39457-2023 tillsynsbegäran.docx
@@ -306,7 +306,7 @@
     <w:r>
       <w:tab/>
       <w:tab/>
-      <w:t>2026-03-24</w:t>
+      <w:t>2026-03-25</w:t>
       <w:br/>
       <w:br/>
     </w:r>

--- a/tillsyn/A 39457-2023 tillsynsbegäran.docx
+++ b/tillsyn/A 39457-2023 tillsynsbegäran.docx
@@ -306,7 +306,7 @@
     <w:r>
       <w:tab/>
       <w:tab/>
-      <w:t>2026-03-25</w:t>
+      <w:t>2026-03-26</w:t>
       <w:br/>
       <w:br/>
     </w:r>

--- a/tillsyn/A 39457-2023 tillsynsbegäran.docx
+++ b/tillsyn/A 39457-2023 tillsynsbegäran.docx
@@ -306,7 +306,7 @@
     <w:r>
       <w:tab/>
       <w:tab/>
-      <w:t>2026-03-26</w:t>
+      <w:t>2026-03-27</w:t>
       <w:br/>
       <w:br/>
     </w:r>

--- a/tillsyn/A 39457-2023 tillsynsbegäran.docx
+++ b/tillsyn/A 39457-2023 tillsynsbegäran.docx
@@ -306,7 +306,7 @@
     <w:r>
       <w:tab/>
       <w:tab/>
-      <w:t>2026-03-27</w:t>
+      <w:t>2026-03-28</w:t>
       <w:br/>
       <w:br/>
     </w:r>

--- a/tillsyn/A 39457-2023 tillsynsbegäran.docx
+++ b/tillsyn/A 39457-2023 tillsynsbegäran.docx
@@ -306,7 +306,7 @@
     <w:r>
       <w:tab/>
       <w:tab/>
-      <w:t>2026-03-28</w:t>
+      <w:t>2026-03-29</w:t>
       <w:br/>
       <w:br/>
     </w:r>

--- a/tillsyn/A 39457-2023 tillsynsbegäran.docx
+++ b/tillsyn/A 39457-2023 tillsynsbegäran.docx
@@ -306,7 +306,7 @@
     <w:r>
       <w:tab/>
       <w:tab/>
-      <w:t>2026-03-29</w:t>
+      <w:t>2026-03-30</w:t>
       <w:br/>
       <w:br/>
     </w:r>

--- a/tillsyn/A 39457-2023 tillsynsbegäran.docx
+++ b/tillsyn/A 39457-2023 tillsynsbegäran.docx
@@ -306,7 +306,7 @@
     <w:r>
       <w:tab/>
       <w:tab/>
-      <w:t>2026-03-30</w:t>
+      <w:t>2026-03-31</w:t>
       <w:br/>
       <w:br/>
     </w:r>

--- a/tillsyn/A 39457-2023 tillsynsbegäran.docx
+++ b/tillsyn/A 39457-2023 tillsynsbegäran.docx
@@ -306,7 +306,7 @@
     <w:r>
       <w:tab/>
       <w:tab/>
-      <w:t>2026-03-31</w:t>
+      <w:t>2026-04-01</w:t>
       <w:br/>
       <w:br/>
     </w:r>

--- a/tillsyn/A 39457-2023 tillsynsbegäran.docx
+++ b/tillsyn/A 39457-2023 tillsynsbegäran.docx
@@ -306,7 +306,7 @@
     <w:r>
       <w:tab/>
       <w:tab/>
-      <w:t>2026-04-01</w:t>
+      <w:t>2026-04-02</w:t>
       <w:br/>
       <w:br/>
     </w:r>

--- a/tillsyn/A 39457-2023 tillsynsbegäran.docx
+++ b/tillsyn/A 39457-2023 tillsynsbegäran.docx
@@ -306,7 +306,7 @@
     <w:r>
       <w:tab/>
       <w:tab/>
-      <w:t>2026-04-02</w:t>
+      <w:t>2026-04-03</w:t>
       <w:br/>
       <w:br/>
     </w:r>

--- a/tillsyn/A 39457-2023 tillsynsbegäran.docx
+++ b/tillsyn/A 39457-2023 tillsynsbegäran.docx
@@ -306,7 +306,7 @@
     <w:r>
       <w:tab/>
       <w:tab/>
-      <w:t>2026-04-03</w:t>
+      <w:t>2026-04-04</w:t>
       <w:br/>
       <w:br/>
     </w:r>

--- a/tillsyn/A 39457-2023 tillsynsbegäran.docx
+++ b/tillsyn/A 39457-2023 tillsynsbegäran.docx
@@ -306,7 +306,7 @@
     <w:r>
       <w:tab/>
       <w:tab/>
-      <w:t>2026-04-04</w:t>
+      <w:t>2026-04-05</w:t>
       <w:br/>
       <w:br/>
     </w:r>

--- a/tillsyn/A 39457-2023 tillsynsbegäran.docx
+++ b/tillsyn/A 39457-2023 tillsynsbegäran.docx
@@ -306,7 +306,7 @@
     <w:r>
       <w:tab/>
       <w:tab/>
-      <w:t>2026-04-05</w:t>
+      <w:t>2026-04-06</w:t>
       <w:br/>
       <w:br/>
     </w:r>

--- a/tillsyn/A 39457-2023 tillsynsbegäran.docx
+++ b/tillsyn/A 39457-2023 tillsynsbegäran.docx
@@ -122,10 +122,10 @@
         <w:rPr>
           <w:b/>
         </w:rPr>
-        <w:t>Sparvuggla (§4)</w:t>
+        <w:t>Sparvuggla (NT, §4)</w:t>
       </w:r>
       <w:r>
-        <w:t>, som omfattas av fågeldirektivets bilaga 1, häckar i naturskog samt i klassisk bondeskog och förekommer främst i större skogsområden som domineras av barrblandskog med stort inslag av asp, björk och andra lövträd. Den behöver relativt stora skogsområden och saknas helt i mindre skogar och isolerade dungar. Reviren är i storleksordningen upp till 200 hektar. Sparvugglan missgynnas av överföring av variationsrika bondeskogar till ensartade produktionsskogar. Särskilt avverkning av lövträdsrika kantzoner och igenplantering av gamla inägor (Skogsstyrelsen, 2016).</w:t>
+        <w:t xml:space="preserve"> är fridlyst enligt 4§ artskyddsförordningen och omfattas av bilaga 1 EU:s fågeldirektiv. Den har minskat med 15 (5–25) % under de senaste 15 åren och minskningstakten för den svenska populationen bedöms vara nära gränsvärdet för Sårbar (VU).  Sparvugglan häckar i naturskog samt i klassisk bondeskog och förekommer främst i större skogsområden som domineras av barrblandskog med stort inslag av asp, björk och andra lövträd. Den behöver relativt stora skogsområden och saknas helt i mindre skogar och isolerade dungar. Reviren är i storleksordningen upp till 200 hektar. Sparvugglan missgynnas av överföring av variationsrika bondeskogar till ensartade produktionsskogar. Särskilt avverkning av lövträdsrika kantzoner och igenplantering av gamla inägor (SLU Artdatabanken, 2026; Skogsstyrelsen, 2016).</w:t>
       </w:r>
     </w:p>
     <w:p>
@@ -156,7 +156,12 @@
     </w:p>
     <w:p>
       <w:r>
-        <w:t>Sparvuggla (§4), som omfattas av fågeldirektivets bilaga 1, häckar i naturskog samt i klassisk bondeskog och förekommer främst i större skogsområden som domineras av barrblandskog med stort inslag av asp, björk och andra lövträd. Den behöver relativt stora skogsområden och saknas helt i mindre skogar och isolerade dungar. Reviren är i storleksordningen upp till 200 hektar. Sparvugglan missgynnas av överföring av variationsrika bondeskogar till ensartade produktionsskogar – särskilt avverkning av lövträdsrika kantzoner och igenplantering av gamla inägor (Skogsstyrelsen, 2016).</w:t>
+        <w:t>Sparvuggla (NT, §4) är fridlyst enligt 4§ artskyddsförordningen och omfattas av bilaga 1 EU:s fågeldirektiv. Den har minskat med 15 (5–25) % under de senaste 15 åren och minskningstakten för den svenska populationen bedöms vara nära gränsvärdet för Sårbar (VU) (SLU Artdatabanken 2026).</w:t>
+      </w:r>
+    </w:p>
+    <w:p>
+      <w:r>
+        <w:t>Sparvugglan häckar i naturskog samt i klassisk bondeskog och förekommer främst i större skogsområden som domineras av barrblandskog med stort inslag av asp, björk och andra lövträd. Den behöver relativt stora skogsområden och saknas helt i mindre skogar och isolerade dungar. Reviren är i storleksordningen upp till 200 hektar. Sparvugglan missgynnas av överföring av variationsrika bondeskogar till ensartade produktionsskogar – särskilt avverkning av lövträdsrika kantzoner och igenplantering av gamla inägor (Skogsstyrelsen, 2016).</w:t>
       </w:r>
     </w:p>
     <w:p>
@@ -176,6 +181,20 @@
           <w:i/>
         </w:rPr>
         <w:t>Vägledning för hänsyn till sparvuggla.</w:t>
+      </w:r>
+    </w:p>
+    <w:p>
+      <w:r>
+        <w:t xml:space="preserve">SLU Artdatabanken, 2026. </w:t>
+      </w:r>
+      <w:r>
+        <w:rPr>
+          <w:i/>
+        </w:rPr>
+        <w:t xml:space="preserve">Artfaktablad. Naturvård – artfakta. </w:t>
+      </w:r>
+      <w:r>
+        <w:t>SLU Artdatabanken, Uppsala.</w:t>
       </w:r>
     </w:p>
     <w:sectPr>
@@ -306,7 +325,7 @@
     <w:r>
       <w:tab/>
       <w:tab/>
-      <w:t>2026-04-06</w:t>
+      <w:t>2026-04-07</w:t>
       <w:br/>
       <w:br/>
     </w:r>

--- a/tillsyn/A 39457-2023 tillsynsbegäran.docx
+++ b/tillsyn/A 39457-2023 tillsynsbegäran.docx
@@ -325,7 +325,7 @@
     <w:r>
       <w:tab/>
       <w:tab/>
-      <w:t>2026-04-07</w:t>
+      <w:t>2026-04-08</w:t>
       <w:br/>
       <w:br/>
     </w:r>

--- a/tillsyn/A 39457-2023 tillsynsbegäran.docx
+++ b/tillsyn/A 39457-2023 tillsynsbegäran.docx
@@ -325,7 +325,7 @@
     <w:r>
       <w:tab/>
       <w:tab/>
-      <w:t>2026-04-08</w:t>
+      <w:t>2026-04-09</w:t>
       <w:br/>
       <w:br/>
     </w:r>

--- a/tillsyn/A 39457-2023 tillsynsbegäran.docx
+++ b/tillsyn/A 39457-2023 tillsynsbegäran.docx
@@ -325,7 +325,7 @@
     <w:r>
       <w:tab/>
       <w:tab/>
-      <w:t>2026-04-09</w:t>
+      <w:t>2026-04-10</w:t>
       <w:br/>
       <w:br/>
     </w:r>

--- a/tillsyn/A 39457-2023 tillsynsbegäran.docx
+++ b/tillsyn/A 39457-2023 tillsynsbegäran.docx
@@ -325,7 +325,7 @@
     <w:r>
       <w:tab/>
       <w:tab/>
-      <w:t>2026-04-10</w:t>
+      <w:t>2026-04-11</w:t>
       <w:br/>
       <w:br/>
     </w:r>

--- a/tillsyn/A 39457-2023 tillsynsbegäran.docx
+++ b/tillsyn/A 39457-2023 tillsynsbegäran.docx
@@ -325,7 +325,7 @@
     <w:r>
       <w:tab/>
       <w:tab/>
-      <w:t>2026-05-16</w:t>
+      <w:t>2026-05-17</w:t>
       <w:br/>
       <w:br/>
     </w:r>

--- a/tillsyn/A 39457-2023 tillsynsbegäran.docx
+++ b/tillsyn/A 39457-2023 tillsynsbegäran.docx
@@ -325,7 +325,7 @@
     <w:r>
       <w:tab/>
       <w:tab/>
-      <w:t>2026-05-17</w:t>
+      <w:t>2026-05-18</w:t>
       <w:br/>
       <w:br/>
     </w:r>

--- a/tillsyn/A 39457-2023 tillsynsbegäran.docx
+++ b/tillsyn/A 39457-2023 tillsynsbegäran.docx
@@ -325,7 +325,7 @@
     <w:r>
       <w:tab/>
       <w:tab/>
-      <w:t>2026-05-18</w:t>
+      <w:t>2026-05-19</w:t>
       <w:br/>
       <w:br/>
     </w:r>

--- a/tillsyn/A 39457-2023 tillsynsbegäran.docx
+++ b/tillsyn/A 39457-2023 tillsynsbegäran.docx
@@ -325,7 +325,7 @@
     <w:r>
       <w:tab/>
       <w:tab/>
-      <w:t>2026-05-19</w:t>
+      <w:t>2026-05-20</w:t>
       <w:br/>
       <w:br/>
     </w:r>

--- a/tillsyn/A 39457-2023 tillsynsbegäran.docx
+++ b/tillsyn/A 39457-2023 tillsynsbegäran.docx
@@ -325,7 +325,7 @@
     <w:r>
       <w:tab/>
       <w:tab/>
-      <w:t>2026-05-20</w:t>
+      <w:t>2026-05-21</w:t>
       <w:br/>
       <w:br/>
     </w:r>

--- a/tillsyn/A 39457-2023 tillsynsbegäran.docx
+++ b/tillsyn/A 39457-2023 tillsynsbegäran.docx
@@ -325,7 +325,7 @@
     <w:r>
       <w:tab/>
       <w:tab/>
-      <w:t>2026-05-21</w:t>
+      <w:t>2026-05-22</w:t>
       <w:br/>
       <w:br/>
     </w:r>

--- a/tillsyn/A 39457-2023 tillsynsbegäran.docx
+++ b/tillsyn/A 39457-2023 tillsynsbegäran.docx
@@ -325,7 +325,7 @@
     <w:r>
       <w:tab/>
       <w:tab/>
-      <w:t>2026-05-22</w:t>
+      <w:t>2026-05-23</w:t>
       <w:br/>
       <w:br/>
     </w:r>

--- a/tillsyn/A 39457-2023 tillsynsbegäran.docx
+++ b/tillsyn/A 39457-2023 tillsynsbegäran.docx
@@ -325,7 +325,7 @@
     <w:r>
       <w:tab/>
       <w:tab/>
-      <w:t>2026-05-23</w:t>
+      <w:t>2026-05-24</w:t>
       <w:br/>
       <w:br/>
     </w:r>

--- a/tillsyn/A 39457-2023 tillsynsbegäran.docx
+++ b/tillsyn/A 39457-2023 tillsynsbegäran.docx
@@ -325,7 +325,7 @@
     <w:r>
       <w:tab/>
       <w:tab/>
-      <w:t>2026-05-24</w:t>
+      <w:t>2026-05-25</w:t>
       <w:br/>
       <w:br/>
     </w:r>

--- a/tillsyn/A 39457-2023 tillsynsbegäran.docx
+++ b/tillsyn/A 39457-2023 tillsynsbegäran.docx
@@ -325,7 +325,7 @@
     <w:r>
       <w:tab/>
       <w:tab/>
-      <w:t>2026-05-25</w:t>
+      <w:t>2026-05-26</w:t>
       <w:br/>
       <w:br/>
     </w:r>

--- a/tillsyn/A 39457-2023 tillsynsbegäran.docx
+++ b/tillsyn/A 39457-2023 tillsynsbegäran.docx
@@ -325,7 +325,7 @@
     <w:r>
       <w:tab/>
       <w:tab/>
-      <w:t>2026-05-26</w:t>
+      <w:t>2026-05-27</w:t>
       <w:br/>
       <w:br/>
     </w:r>

--- a/tillsyn/A 39457-2023 tillsynsbegäran.docx
+++ b/tillsyn/A 39457-2023 tillsynsbegäran.docx
@@ -325,7 +325,7 @@
     <w:r>
       <w:tab/>
       <w:tab/>
-      <w:t>2026-05-27</w:t>
+      <w:t>2026-05-28</w:t>
       <w:br/>
       <w:br/>
     </w:r>

--- a/tillsyn/A 39457-2023 tillsynsbegäran.docx
+++ b/tillsyn/A 39457-2023 tillsynsbegäran.docx
@@ -325,7 +325,7 @@
     <w:r>
       <w:tab/>
       <w:tab/>
-      <w:t>2026-05-28</w:t>
+      <w:t>2026-05-29</w:t>
       <w:br/>
       <w:br/>
     </w:r>

--- a/tillsyn/A 39457-2023 tillsynsbegäran.docx
+++ b/tillsyn/A 39457-2023 tillsynsbegäran.docx
@@ -325,7 +325,7 @@
     <w:r>
       <w:tab/>
       <w:tab/>
-      <w:t>2026-05-29</w:t>
+      <w:t>2026-05-30</w:t>
       <w:br/>
       <w:br/>
     </w:r>

--- a/tillsyn/A 39457-2023 tillsynsbegäran.docx
+++ b/tillsyn/A 39457-2023 tillsynsbegäran.docx
@@ -325,7 +325,7 @@
     <w:r>
       <w:tab/>
       <w:tab/>
-      <w:t>2026-05-30</w:t>
+      <w:t>2026-05-31</w:t>
       <w:br/>
       <w:br/>
     </w:r>

--- a/tillsyn/A 39457-2023 tillsynsbegäran.docx
+++ b/tillsyn/A 39457-2023 tillsynsbegäran.docx
@@ -325,7 +325,7 @@
     <w:r>
       <w:tab/>
       <w:tab/>
-      <w:t>2026-05-31</w:t>
+      <w:t>2026-06-01</w:t>
       <w:br/>
       <w:br/>
     </w:r>

--- a/tillsyn/A 39457-2023 tillsynsbegäran.docx
+++ b/tillsyn/A 39457-2023 tillsynsbegäran.docx
@@ -325,7 +325,7 @@
     <w:r>
       <w:tab/>
       <w:tab/>
-      <w:t>2026-06-01</w:t>
+      <w:t>2026-06-02</w:t>
       <w:br/>
       <w:br/>
     </w:r>

--- a/tillsyn/A 39457-2023 tillsynsbegäran.docx
+++ b/tillsyn/A 39457-2023 tillsynsbegäran.docx
@@ -325,7 +325,7 @@
     <w:r>
       <w:tab/>
       <w:tab/>
-      <w:t>2026-06-02</w:t>
+      <w:t>2026-06-03</w:t>
       <w:br/>
       <w:br/>
     </w:r>

--- a/tillsyn/A 39457-2023 tillsynsbegäran.docx
+++ b/tillsyn/A 39457-2023 tillsynsbegäran.docx
@@ -325,7 +325,7 @@
     <w:r>
       <w:tab/>
       <w:tab/>
-      <w:t>2026-06-03</w:t>
+      <w:t>2026-06-04</w:t>
       <w:br/>
       <w:br/>
     </w:r>

--- a/tillsyn/A 39457-2023 tillsynsbegäran.docx
+++ b/tillsyn/A 39457-2023 tillsynsbegäran.docx
@@ -325,7 +325,7 @@
     <w:r>
       <w:tab/>
       <w:tab/>
-      <w:t>2026-06-04</w:t>
+      <w:t>2026-06-05</w:t>
       <w:br/>
       <w:br/>
     </w:r>

--- a/tillsyn/A 39457-2023 tillsynsbegäran.docx
+++ b/tillsyn/A 39457-2023 tillsynsbegäran.docx
@@ -325,7 +325,7 @@
     <w:r>
       <w:tab/>
       <w:tab/>
-      <w:t>2026-06-05</w:t>
+      <w:t>2026-06-06</w:t>
       <w:br/>
       <w:br/>
     </w:r>

--- a/tillsyn/A 39457-2023 tillsynsbegäran.docx
+++ b/tillsyn/A 39457-2023 tillsynsbegäran.docx
@@ -325,7 +325,7 @@
     <w:r>
       <w:tab/>
       <w:tab/>
-      <w:t>2026-06-06</w:t>
+      <w:t>2026-06-07</w:t>
       <w:br/>
       <w:br/>
     </w:r>

--- a/tillsyn/A 39457-2023 tillsynsbegäran.docx
+++ b/tillsyn/A 39457-2023 tillsynsbegäran.docx
@@ -325,7 +325,7 @@
     <w:r>
       <w:tab/>
       <w:tab/>
-      <w:t>2026-06-07</w:t>
+      <w:t>2026-06-08</w:t>
       <w:br/>
       <w:br/>
     </w:r>
